--- a/docs/04 Azure Foundry Demos.docx
+++ b/docs/04 Azure Foundry Demos.docx
@@ -2407,13 +2407,6 @@
     </w:p>
     <w:p>
       <w:pPr>
-        <w:rPr>
-          <w:lang w:val="en-US"/>
-        </w:rPr>
-      </w:pPr>
-    </w:p>
-    <w:p>
-      <w:pPr>
         <w:pStyle w:val="Heading1"/>
         <w:rPr>
           <w:lang w:val="en-US"/>
@@ -2523,21 +2516,7 @@
         <w:rPr>
           <w:lang w:val="en-US"/>
         </w:rPr>
-        <w:t>Region: Sweden central (</w:t>
-      </w:r>
-      <w:proofErr w:type="spellStart"/>
-      <w:r>
-        <w:rPr>
-          <w:lang w:val="en-US"/>
-        </w:rPr>
-        <w:t>swedencentral</w:t>
-      </w:r>
-      <w:proofErr w:type="spellEnd"/>
-      <w:r>
-        <w:rPr>
-          <w:lang w:val="en-US"/>
-        </w:rPr>
-        <w:t>)</w:t>
+        <w:t>Region: Sweden central (swedencentral)</w:t>
       </w:r>
     </w:p>
     <w:p>
@@ -2634,21 +2613,7 @@
         <w:rPr>
           <w:lang w:val="en-US"/>
         </w:rPr>
-        <w:t>Region: Sweden central (</w:t>
-      </w:r>
-      <w:proofErr w:type="spellStart"/>
-      <w:r>
-        <w:rPr>
-          <w:lang w:val="en-US"/>
-        </w:rPr>
-        <w:t>swedencentral</w:t>
-      </w:r>
-      <w:proofErr w:type="spellEnd"/>
-      <w:r>
-        <w:rPr>
-          <w:lang w:val="en-US"/>
-        </w:rPr>
-        <w:t>)</w:t>
+        <w:t>Region: Sweden central (swedencentral)</w:t>
       </w:r>
     </w:p>
     <w:p>
@@ -2870,14 +2835,12 @@
           <w:lang w:val="en-US"/>
         </w:rPr>
       </w:pPr>
-      <w:proofErr w:type="gramStart"/>
       <w:r>
         <w:rPr>
           <w:lang w:val="en-US"/>
         </w:rPr>
         <w:t>Deploy</w:t>
       </w:r>
-      <w:proofErr w:type="gramEnd"/>
     </w:p>
     <w:p>
       <w:pPr>
@@ -2975,14 +2938,12 @@
           <w:lang w:val="en-US"/>
         </w:rPr>
       </w:pPr>
-      <w:proofErr w:type="gramStart"/>
       <w:r>
         <w:rPr>
           <w:lang w:val="en-US"/>
         </w:rPr>
         <w:t>Deploy</w:t>
       </w:r>
-      <w:proofErr w:type="gramEnd"/>
     </w:p>
     <w:p>
       <w:pPr>
@@ -3609,7 +3570,6 @@
         </w:rPr>
         <w:t xml:space="preserve">: </w:t>
       </w:r>
-      <w:proofErr w:type="spellStart"/>
       <w:r>
         <w:rPr>
           <w:rFonts w:ascii="Cascadia Code" w:hAnsi="Cascadia Code" w:cs="Cascadia Code"/>
@@ -3618,7 +3578,6 @@
         </w:rPr>
         <w:t>client_notes</w:t>
       </w:r>
-      <w:proofErr w:type="spellEnd"/>
     </w:p>
     <w:p>
       <w:pPr>
@@ -3814,7 +3773,6 @@
           <w:lang w:val="en-US"/>
         </w:rPr>
       </w:pPr>
-      <w:proofErr w:type="spellStart"/>
       <w:r>
         <w:rPr>
           <w:b/>
@@ -3823,7 +3781,6 @@
         </w:rPr>
         <w:t>response_format</w:t>
       </w:r>
-      <w:proofErr w:type="spellEnd"/>
       <w:r>
         <w:rPr>
           <w:lang w:val="en-US"/>
@@ -4237,21 +4194,7 @@
         <w:rPr>
           <w:rFonts w:ascii="Cascadia Code" w:hAnsi="Cascadia Code" w:cs="Cascadia Code"/>
         </w:rPr>
-        <w:t>{{</w:t>
-      </w:r>
-      <w:proofErr w:type="spellStart"/>
-      <w:r>
-        <w:rPr>
-          <w:rFonts w:ascii="Cascadia Code" w:hAnsi="Cascadia Code" w:cs="Cascadia Code"/>
-        </w:rPr>
-        <w:t>client_notes</w:t>
-      </w:r>
-      <w:proofErr w:type="spellEnd"/>
-      <w:r>
-        <w:rPr>
-          <w:rFonts w:ascii="Cascadia Code" w:hAnsi="Cascadia Code" w:cs="Cascadia Code"/>
-        </w:rPr>
-        <w:t>}}</w:t>
+        <w:t>{{client_notes}}</w:t>
       </w:r>
     </w:p>
     <w:p>
@@ -4487,7 +4430,6 @@
         </w:rPr>
         <w:t xml:space="preserve">ap </w:t>
       </w:r>
-      <w:proofErr w:type="spellStart"/>
       <w:r>
         <w:rPr>
           <w:rFonts w:ascii="Cascadia Code" w:hAnsi="Cascadia Code" w:cs="Cascadia Code"/>
@@ -4496,7 +4438,6 @@
         </w:rPr>
         <w:t>client_notes</w:t>
       </w:r>
-      <w:proofErr w:type="spellEnd"/>
       <w:r>
         <w:rPr>
           <w:lang w:val="en-US"/>
@@ -4509,27 +4450,7 @@
           <w:sz w:val="20"/>
           <w:szCs w:val="20"/>
         </w:rPr>
-        <w:t>${</w:t>
-      </w:r>
-      <w:proofErr w:type="spellStart"/>
-      <w:proofErr w:type="gramStart"/>
-      <w:r>
-        <w:rPr>
-          <w:rFonts w:ascii="Cascadia Code" w:hAnsi="Cascadia Code" w:cs="Cascadia Code"/>
-          <w:sz w:val="20"/>
-          <w:szCs w:val="20"/>
-        </w:rPr>
-        <w:t>inputs.question</w:t>
-      </w:r>
-      <w:proofErr w:type="spellEnd"/>
-      <w:proofErr w:type="gramEnd"/>
-      <w:r>
-        <w:rPr>
-          <w:rFonts w:ascii="Cascadia Code" w:hAnsi="Cascadia Code" w:cs="Cascadia Code"/>
-          <w:sz w:val="20"/>
-          <w:szCs w:val="20"/>
-        </w:rPr>
-        <w:t>}</w:t>
+        <w:t>${inputs.question}</w:t>
       </w:r>
     </w:p>
     <w:p>
@@ -4942,7 +4863,6 @@
         </w:rPr>
         <w:t xml:space="preserve">: </w:t>
       </w:r>
-      <w:proofErr w:type="spellStart"/>
       <w:r>
         <w:rPr>
           <w:rFonts w:ascii="Cascadia Code" w:hAnsi="Cascadia Code" w:cs="Cascadia Code"/>
@@ -4951,7 +4871,6 @@
         </w:rPr>
         <w:t>project_description</w:t>
       </w:r>
-      <w:proofErr w:type="spellEnd"/>
     </w:p>
     <w:p>
       <w:pPr>
@@ -5147,7 +5066,6 @@
           <w:lang w:val="en-US"/>
         </w:rPr>
       </w:pPr>
-      <w:proofErr w:type="spellStart"/>
       <w:r>
         <w:rPr>
           <w:b/>
@@ -5156,7 +5074,6 @@
         </w:rPr>
         <w:t>response_format</w:t>
       </w:r>
-      <w:proofErr w:type="spellEnd"/>
       <w:r>
         <w:rPr>
           <w:lang w:val="en-US"/>
@@ -5536,21 +5453,7 @@
         <w:rPr>
           <w:rFonts w:ascii="Cascadia Code" w:hAnsi="Cascadia Code" w:cs="Cascadia Code"/>
         </w:rPr>
-        <w:t>{{</w:t>
-      </w:r>
-      <w:proofErr w:type="spellStart"/>
-      <w:r>
-        <w:rPr>
-          <w:rFonts w:ascii="Cascadia Code" w:hAnsi="Cascadia Code" w:cs="Cascadia Code"/>
-        </w:rPr>
-        <w:t>project_description</w:t>
-      </w:r>
-      <w:proofErr w:type="spellEnd"/>
-      <w:r>
-        <w:rPr>
-          <w:rFonts w:ascii="Cascadia Code" w:hAnsi="Cascadia Code" w:cs="Cascadia Code"/>
-        </w:rPr>
-        <w:t>}}</w:t>
+        <w:t>{{project_description}}</w:t>
       </w:r>
     </w:p>
     <w:p>
@@ -5794,7 +5697,6 @@
         </w:rPr>
         <w:t xml:space="preserve">ap </w:t>
       </w:r>
-      <w:proofErr w:type="spellStart"/>
       <w:r>
         <w:rPr>
           <w:rFonts w:ascii="Cascadia Code" w:hAnsi="Cascadia Code" w:cs="Cascadia Code"/>
@@ -5803,7 +5705,6 @@
         </w:rPr>
         <w:t>project_description</w:t>
       </w:r>
-      <w:proofErr w:type="spellEnd"/>
       <w:r>
         <w:rPr>
           <w:lang w:val="en-US"/>
@@ -5816,27 +5717,7 @@
           <w:sz w:val="20"/>
           <w:szCs w:val="20"/>
         </w:rPr>
-        <w:t>${</w:t>
-      </w:r>
-      <w:proofErr w:type="spellStart"/>
-      <w:proofErr w:type="gramStart"/>
-      <w:r>
-        <w:rPr>
-          <w:rFonts w:ascii="Cascadia Code" w:hAnsi="Cascadia Code" w:cs="Cascadia Code"/>
-          <w:sz w:val="20"/>
-          <w:szCs w:val="20"/>
-        </w:rPr>
-        <w:t>inputs.question</w:t>
-      </w:r>
-      <w:proofErr w:type="spellEnd"/>
-      <w:proofErr w:type="gramEnd"/>
-      <w:r>
-        <w:rPr>
-          <w:rFonts w:ascii="Cascadia Code" w:hAnsi="Cascadia Code" w:cs="Cascadia Code"/>
-          <w:sz w:val="20"/>
-          <w:szCs w:val="20"/>
-        </w:rPr>
-        <w:t>}</w:t>
+        <w:t>${inputs.question}</w:t>
       </w:r>
     </w:p>
     <w:p>
@@ -5985,155 +5866,180 @@
           <w:b/>
           <w:bCs/>
         </w:rPr>
-        <w:t xml:space="preserve">Agentic AI </w:t>
-      </w:r>
-      <w:proofErr w:type="spellStart"/>
+        <w:t>Agentic AI behavior</w:t>
+      </w:r>
+    </w:p>
+    <w:p/>
+    <w:p>
+      <w:pPr>
+        <w:pStyle w:val="ListParagraph"/>
+        <w:numPr>
+          <w:ilvl w:val="0"/>
+          <w:numId w:val="5"/>
+        </w:numPr>
+        <w:rPr>
+          <w:lang w:val="en-US"/>
+        </w:rPr>
+      </w:pPr>
+      <w:r>
+        <w:rPr>
+          <w:lang w:val="en-US"/>
+        </w:rPr>
+        <w:t>On the AI Hub page</w:t>
+      </w:r>
+    </w:p>
+    <w:p>
+      <w:pPr>
+        <w:pStyle w:val="ListParagraph"/>
+        <w:numPr>
+          <w:ilvl w:val="0"/>
+          <w:numId w:val="5"/>
+        </w:numPr>
+        <w:rPr>
+          <w:lang w:val="en-US"/>
+        </w:rPr>
+      </w:pPr>
+      <w:r>
+        <w:rPr>
+          <w:lang w:val="en-US"/>
+        </w:rPr>
+        <w:t>Select Prompt Flow from the left panel</w:t>
+      </w:r>
+    </w:p>
+    <w:p>
+      <w:pPr>
+        <w:pStyle w:val="ListParagraph"/>
+        <w:numPr>
+          <w:ilvl w:val="0"/>
+          <w:numId w:val="5"/>
+        </w:numPr>
+        <w:rPr>
+          <w:lang w:val="en-US"/>
+        </w:rPr>
+      </w:pPr>
+      <w:r>
+        <w:rPr>
+          <w:lang w:val="en-US"/>
+        </w:rPr>
+        <w:t>Create</w:t>
+      </w:r>
+    </w:p>
+    <w:p>
+      <w:pPr>
+        <w:pStyle w:val="ListParagraph"/>
+        <w:numPr>
+          <w:ilvl w:val="0"/>
+          <w:numId w:val="5"/>
+        </w:numPr>
+        <w:rPr>
+          <w:lang w:val="en-US"/>
+        </w:rPr>
+      </w:pPr>
+      <w:r>
+        <w:rPr>
+          <w:lang w:val="en-US"/>
+        </w:rPr>
+        <w:t>Chat flow -&gt; Create</w:t>
+      </w:r>
+    </w:p>
+    <w:p>
+      <w:pPr>
+        <w:pStyle w:val="ListParagraph"/>
+        <w:numPr>
+          <w:ilvl w:val="0"/>
+          <w:numId w:val="5"/>
+        </w:numPr>
+        <w:rPr>
+          <w:lang w:val="en-US"/>
+        </w:rPr>
+      </w:pPr>
+      <w:r>
+        <w:rPr>
+          <w:lang w:val="en-US"/>
+        </w:rPr>
+        <w:t xml:space="preserve">Name: </w:t>
+      </w:r>
+      <w:r>
+        <w:rPr>
+          <w:rFonts w:ascii="Cascadia Code" w:hAnsi="Cascadia Code" w:cs="Cascadia Code"/>
+        </w:rPr>
+        <w:t>pm-agent-planning-conversation</w:t>
+      </w:r>
+    </w:p>
+    <w:p>
+      <w:pPr>
+        <w:pStyle w:val="ListParagraph"/>
+        <w:numPr>
+          <w:ilvl w:val="0"/>
+          <w:numId w:val="5"/>
+        </w:numPr>
+        <w:rPr>
+          <w:lang w:val="en-US"/>
+        </w:rPr>
+      </w:pPr>
+      <w:r>
+        <w:rPr>
+          <w:lang w:val="en-US"/>
+        </w:rPr>
+        <w:t>Create</w:t>
+      </w:r>
+    </w:p>
+    <w:p>
+      <w:pPr>
+        <w:rPr>
+          <w:lang w:val="en-US"/>
+        </w:rPr>
+      </w:pPr>
+    </w:p>
+    <w:p>
+      <w:pPr>
+        <w:pStyle w:val="Heading3"/>
+        <w:rPr>
+          <w:lang w:val="en-US"/>
+        </w:rPr>
+      </w:pPr>
+      <w:bookmarkStart w:id="24" w:name="_Toc226135331"/>
+      <w:r>
+        <w:rPr>
+          <w:lang w:val="en-US"/>
+        </w:rPr>
+        <w:t>Create an Input Variable</w:t>
+      </w:r>
+      <w:bookmarkEnd w:id="24"/>
+    </w:p>
+    <w:p>
+      <w:pPr>
+        <w:pStyle w:val="ListParagraph"/>
+        <w:numPr>
+          <w:ilvl w:val="0"/>
+          <w:numId w:val="6"/>
+        </w:numPr>
+        <w:rPr>
+          <w:lang w:val="en-US"/>
+        </w:rPr>
+      </w:pPr>
       <w:r>
         <w:rPr>
           <w:b/>
           <w:bCs/>
-        </w:rPr>
-        <w:t>behavior</w:t>
-      </w:r>
-      <w:proofErr w:type="spellEnd"/>
-    </w:p>
-    <w:p/>
-    <w:p>
-      <w:pPr>
-        <w:pStyle w:val="ListParagraph"/>
-        <w:numPr>
-          <w:ilvl w:val="0"/>
-          <w:numId w:val="5"/>
-        </w:numPr>
-        <w:rPr>
-          <w:lang w:val="en-US"/>
-        </w:rPr>
-      </w:pPr>
-      <w:r>
-        <w:rPr>
-          <w:lang w:val="en-US"/>
-        </w:rPr>
-        <w:t>On the AI Hub page</w:t>
-      </w:r>
-    </w:p>
-    <w:p>
-      <w:pPr>
-        <w:pStyle w:val="ListParagraph"/>
-        <w:numPr>
-          <w:ilvl w:val="0"/>
-          <w:numId w:val="5"/>
-        </w:numPr>
-        <w:rPr>
-          <w:lang w:val="en-US"/>
-        </w:rPr>
-      </w:pPr>
-      <w:r>
-        <w:rPr>
-          <w:lang w:val="en-US"/>
-        </w:rPr>
-        <w:t>Select Prompt Flow from the left panel</w:t>
-      </w:r>
-    </w:p>
-    <w:p>
-      <w:pPr>
-        <w:pStyle w:val="ListParagraph"/>
-        <w:numPr>
-          <w:ilvl w:val="0"/>
-          <w:numId w:val="5"/>
-        </w:numPr>
-        <w:rPr>
-          <w:lang w:val="en-US"/>
-        </w:rPr>
-      </w:pPr>
-      <w:r>
-        <w:rPr>
-          <w:lang w:val="en-US"/>
-        </w:rPr>
-        <w:t>Create</w:t>
-      </w:r>
-    </w:p>
-    <w:p>
-      <w:pPr>
-        <w:pStyle w:val="ListParagraph"/>
-        <w:numPr>
-          <w:ilvl w:val="0"/>
-          <w:numId w:val="5"/>
-        </w:numPr>
-        <w:rPr>
-          <w:lang w:val="en-US"/>
-        </w:rPr>
-      </w:pPr>
-      <w:r>
-        <w:rPr>
-          <w:lang w:val="en-US"/>
-        </w:rPr>
-        <w:t>Chat flow -&gt; Create</w:t>
-      </w:r>
-    </w:p>
-    <w:p>
-      <w:pPr>
-        <w:pStyle w:val="ListParagraph"/>
-        <w:numPr>
-          <w:ilvl w:val="0"/>
-          <w:numId w:val="5"/>
-        </w:numPr>
-        <w:rPr>
-          <w:lang w:val="en-US"/>
-        </w:rPr>
-      </w:pPr>
-      <w:r>
-        <w:rPr>
-          <w:lang w:val="en-US"/>
-        </w:rPr>
-        <w:t xml:space="preserve">Name: </w:t>
-      </w:r>
-      <w:r>
-        <w:rPr>
-          <w:rFonts w:ascii="Cascadia Code" w:hAnsi="Cascadia Code" w:cs="Cascadia Code"/>
-        </w:rPr>
-        <w:t>pm-agent-planning-conversation</w:t>
-      </w:r>
-    </w:p>
-    <w:p>
-      <w:pPr>
-        <w:pStyle w:val="ListParagraph"/>
-        <w:numPr>
-          <w:ilvl w:val="0"/>
-          <w:numId w:val="5"/>
-        </w:numPr>
-        <w:rPr>
-          <w:lang w:val="en-US"/>
-        </w:rPr>
-      </w:pPr>
-      <w:r>
-        <w:rPr>
-          <w:lang w:val="en-US"/>
-        </w:rPr>
-        <w:t>Create</w:t>
-      </w:r>
-    </w:p>
-    <w:p>
-      <w:pPr>
-        <w:rPr>
-          <w:lang w:val="en-US"/>
-        </w:rPr>
-      </w:pPr>
-    </w:p>
-    <w:p>
-      <w:pPr>
-        <w:pStyle w:val="Heading3"/>
-        <w:rPr>
-          <w:lang w:val="en-US"/>
-        </w:rPr>
-      </w:pPr>
-      <w:bookmarkStart w:id="24" w:name="_Toc226135331"/>
-      <w:r>
-        <w:rPr>
-          <w:lang w:val="en-US"/>
-        </w:rPr>
-        <w:t>Create an Input Variable</w:t>
-      </w:r>
-      <w:bookmarkEnd w:id="24"/>
+          <w:lang w:val="en-US"/>
+        </w:rPr>
+        <w:t>Name</w:t>
+      </w:r>
+      <w:r>
+        <w:rPr>
+          <w:lang w:val="en-US"/>
+        </w:rPr>
+        <w:t xml:space="preserve">: </w:t>
+      </w:r>
+      <w:r>
+        <w:rPr>
+          <w:rFonts w:ascii="Cascadia Code" w:hAnsi="Cascadia Code" w:cs="Cascadia Code"/>
+          <w:sz w:val="20"/>
+          <w:szCs w:val="20"/>
+        </w:rPr>
+        <w:t>project_description</w:t>
+      </w:r>
     </w:p>
     <w:p>
       <w:pPr>
@@ -6152,7 +6058,7 @@
           <w:bCs/>
           <w:lang w:val="en-US"/>
         </w:rPr>
-        <w:t>Name</w:t>
+        <w:t>Type</w:t>
       </w:r>
       <w:r>
         <w:rPr>
@@ -6160,16 +6066,95 @@
         </w:rPr>
         <w:t xml:space="preserve">: </w:t>
       </w:r>
-      <w:proofErr w:type="spellStart"/>
       <w:r>
         <w:rPr>
           <w:rFonts w:ascii="Cascadia Code" w:hAnsi="Cascadia Code" w:cs="Cascadia Code"/>
           <w:sz w:val="20"/>
           <w:szCs w:val="20"/>
         </w:rPr>
-        <w:t>project_description</w:t>
-      </w:r>
-      <w:proofErr w:type="spellEnd"/>
+        <w:t>string</w:t>
+      </w:r>
+    </w:p>
+    <w:p>
+      <w:pPr>
+        <w:rPr>
+          <w:lang w:val="en-US"/>
+        </w:rPr>
+      </w:pPr>
+    </w:p>
+    <w:p>
+      <w:pPr>
+        <w:pStyle w:val="Heading3"/>
+        <w:rPr>
+          <w:lang w:val="en-US"/>
+        </w:rPr>
+      </w:pPr>
+      <w:bookmarkStart w:id="25" w:name="_Toc226135332"/>
+      <w:r>
+        <w:rPr>
+          <w:lang w:val="en-US"/>
+        </w:rPr>
+        <w:t>Select Model</w:t>
+      </w:r>
+      <w:bookmarkEnd w:id="25"/>
+    </w:p>
+    <w:p>
+      <w:pPr>
+        <w:pStyle w:val="ListParagraph"/>
+        <w:numPr>
+          <w:ilvl w:val="0"/>
+          <w:numId w:val="7"/>
+        </w:numPr>
+        <w:rPr>
+          <w:lang w:val="en-US"/>
+        </w:rPr>
+      </w:pPr>
+      <w:r>
+        <w:rPr>
+          <w:lang w:val="en-US"/>
+        </w:rPr>
+        <w:t xml:space="preserve">In the </w:t>
+      </w:r>
+      <w:r>
+        <w:rPr>
+          <w:b/>
+          <w:bCs/>
+          <w:lang w:val="en-US"/>
+        </w:rPr>
+        <w:t>chat</w:t>
+      </w:r>
+      <w:r>
+        <w:rPr>
+          <w:lang w:val="en-US"/>
+        </w:rPr>
+        <w:t xml:space="preserve"> section</w:t>
+      </w:r>
+    </w:p>
+    <w:p>
+      <w:pPr>
+        <w:pStyle w:val="ListParagraph"/>
+        <w:numPr>
+          <w:ilvl w:val="0"/>
+          <w:numId w:val="7"/>
+        </w:numPr>
+        <w:rPr>
+          <w:lang w:val="en-US"/>
+        </w:rPr>
+      </w:pPr>
+      <w:r>
+        <w:rPr>
+          <w:b/>
+          <w:bCs/>
+          <w:lang w:val="en-US"/>
+        </w:rPr>
+        <w:t>Connection</w:t>
+      </w:r>
+      <w:r>
+        <w:rPr>
+          <w:lang w:val="en-US"/>
+        </w:rPr>
+        <w:t>: select the Azure OpenAI resource created earlier</w:t>
+      </w:r>
     </w:p>
     <w:p>
       <w:pPr>
@@ -6188,7 +6173,7 @@
           <w:bCs/>
           <w:lang w:val="en-US"/>
         </w:rPr>
-        <w:t>Type</w:t>
+        <w:t>Api</w:t>
       </w:r>
       <w:r>
         <w:rPr>
@@ -6202,31 +6187,8 @@
           <w:sz w:val="20"/>
           <w:szCs w:val="20"/>
         </w:rPr>
-        <w:t>string</w:t>
-      </w:r>
-    </w:p>
-    <w:p>
-      <w:pPr>
-        <w:rPr>
-          <w:lang w:val="en-US"/>
-        </w:rPr>
-      </w:pPr>
-    </w:p>
-    <w:p>
-      <w:pPr>
-        <w:pStyle w:val="Heading3"/>
-        <w:rPr>
-          <w:lang w:val="en-US"/>
-        </w:rPr>
-      </w:pPr>
-      <w:bookmarkStart w:id="25" w:name="_Toc226135332"/>
-      <w:r>
-        <w:rPr>
-          <w:lang w:val="en-US"/>
-        </w:rPr>
-        <w:t>Select Model</w:t>
-      </w:r>
-      <w:bookmarkEnd w:id="25"/>
+        <w:t>chat</w:t>
+      </w:r>
     </w:p>
     <w:p>
       <w:pPr>
@@ -6241,23 +6203,25 @@
       </w:pPr>
       <w:r>
         <w:rPr>
-          <w:lang w:val="en-US"/>
-        </w:rPr>
-        <w:t xml:space="preserve">In the </w:t>
-      </w:r>
-      <w:r>
-        <w:rPr>
           <w:b/>
           <w:bCs/>
           <w:lang w:val="en-US"/>
         </w:rPr>
-        <w:t>chat</w:t>
-      </w:r>
-      <w:r>
-        <w:rPr>
-          <w:lang w:val="en-US"/>
-        </w:rPr>
-        <w:t xml:space="preserve"> section</w:t>
+        <w:t>Deployment name</w:t>
+      </w:r>
+      <w:r>
+        <w:rPr>
+          <w:lang w:val="en-US"/>
+        </w:rPr>
+        <w:t xml:space="preserve">: </w:t>
+      </w:r>
+      <w:r>
+        <w:rPr>
+          <w:rFonts w:ascii="Cascadia Code" w:hAnsi="Cascadia Code" w:cs="Cascadia Code"/>
+          <w:sz w:val="20"/>
+          <w:szCs w:val="20"/>
+        </w:rPr>
+        <w:t>gpt-4o-mini</w:t>
       </w:r>
     </w:p>
     <w:p>
@@ -6277,104 +6241,8 @@
           <w:bCs/>
           <w:lang w:val="en-US"/>
         </w:rPr>
-        <w:t>Connection</w:t>
-      </w:r>
-      <w:r>
-        <w:rPr>
-          <w:lang w:val="en-US"/>
-        </w:rPr>
-        <w:t>: select the Azure OpenAI resource created earlier</w:t>
-      </w:r>
-    </w:p>
-    <w:p>
-      <w:pPr>
-        <w:pStyle w:val="ListParagraph"/>
-        <w:numPr>
-          <w:ilvl w:val="0"/>
-          <w:numId w:val="6"/>
-        </w:numPr>
-        <w:rPr>
-          <w:lang w:val="en-US"/>
-        </w:rPr>
-      </w:pPr>
-      <w:r>
-        <w:rPr>
-          <w:b/>
-          <w:bCs/>
-          <w:lang w:val="en-US"/>
-        </w:rPr>
-        <w:t>Api</w:t>
-      </w:r>
-      <w:r>
-        <w:rPr>
-          <w:lang w:val="en-US"/>
-        </w:rPr>
-        <w:t xml:space="preserve">: </w:t>
-      </w:r>
-      <w:r>
-        <w:rPr>
-          <w:rFonts w:ascii="Cascadia Code" w:hAnsi="Cascadia Code" w:cs="Cascadia Code"/>
-          <w:sz w:val="20"/>
-          <w:szCs w:val="20"/>
-        </w:rPr>
-        <w:t>chat</w:t>
-      </w:r>
-    </w:p>
-    <w:p>
-      <w:pPr>
-        <w:pStyle w:val="ListParagraph"/>
-        <w:numPr>
-          <w:ilvl w:val="0"/>
-          <w:numId w:val="7"/>
-        </w:numPr>
-        <w:rPr>
-          <w:lang w:val="en-US"/>
-        </w:rPr>
-      </w:pPr>
-      <w:r>
-        <w:rPr>
-          <w:b/>
-          <w:bCs/>
-          <w:lang w:val="en-US"/>
-        </w:rPr>
-        <w:t>Deployment name</w:t>
-      </w:r>
-      <w:r>
-        <w:rPr>
-          <w:lang w:val="en-US"/>
-        </w:rPr>
-        <w:t xml:space="preserve">: </w:t>
-      </w:r>
-      <w:r>
-        <w:rPr>
-          <w:rFonts w:ascii="Cascadia Code" w:hAnsi="Cascadia Code" w:cs="Cascadia Code"/>
-          <w:sz w:val="20"/>
-          <w:szCs w:val="20"/>
-        </w:rPr>
-        <w:t>gpt-4o-mini</w:t>
-      </w:r>
-    </w:p>
-    <w:p>
-      <w:pPr>
-        <w:pStyle w:val="ListParagraph"/>
-        <w:numPr>
-          <w:ilvl w:val="0"/>
-          <w:numId w:val="7"/>
-        </w:numPr>
-        <w:rPr>
-          <w:lang w:val="en-US"/>
-        </w:rPr>
-      </w:pPr>
-      <w:proofErr w:type="spellStart"/>
-      <w:r>
-        <w:rPr>
-          <w:b/>
-          <w:bCs/>
-          <w:lang w:val="en-US"/>
-        </w:rPr>
         <w:t>response_format</w:t>
       </w:r>
-      <w:proofErr w:type="spellEnd"/>
       <w:r>
         <w:rPr>
           <w:lang w:val="en-US"/>
@@ -6674,21 +6542,7 @@
         <w:rPr>
           <w:rFonts w:ascii="Cascadia Code" w:hAnsi="Cascadia Code" w:cs="Cascadia Code"/>
         </w:rPr>
-        <w:t>{{</w:t>
-      </w:r>
-      <w:proofErr w:type="spellStart"/>
-      <w:r>
-        <w:rPr>
-          <w:rFonts w:ascii="Cascadia Code" w:hAnsi="Cascadia Code" w:cs="Cascadia Code"/>
-        </w:rPr>
-        <w:t>chat_history</w:t>
-      </w:r>
-      <w:proofErr w:type="spellEnd"/>
-      <w:r>
-        <w:rPr>
-          <w:rFonts w:ascii="Cascadia Code" w:hAnsi="Cascadia Code" w:cs="Cascadia Code"/>
-        </w:rPr>
-        <w:t>}}</w:t>
+        <w:t>{{chat_history}}</w:t>
       </w:r>
     </w:p>
     <w:p>
@@ -6742,21 +6596,7 @@
         <w:rPr>
           <w:rFonts w:ascii="Cascadia Code" w:hAnsi="Cascadia Code" w:cs="Cascadia Code"/>
         </w:rPr>
-        <w:t>{{</w:t>
-      </w:r>
-      <w:proofErr w:type="spellStart"/>
-      <w:r>
-        <w:rPr>
-          <w:rFonts w:ascii="Cascadia Code" w:hAnsi="Cascadia Code" w:cs="Cascadia Code"/>
-        </w:rPr>
-        <w:t>project_description</w:t>
-      </w:r>
-      <w:proofErr w:type="spellEnd"/>
-      <w:r>
-        <w:rPr>
-          <w:rFonts w:ascii="Cascadia Code" w:hAnsi="Cascadia Code" w:cs="Cascadia Code"/>
-        </w:rPr>
-        <w:t>}}</w:t>
+        <w:t>{{project_description}}</w:t>
       </w:r>
     </w:p>
     <w:p>
@@ -6999,7 +6839,6 @@
         </w:rPr>
         <w:t xml:space="preserve">ap </w:t>
       </w:r>
-      <w:proofErr w:type="spellStart"/>
       <w:r>
         <w:rPr>
           <w:rFonts w:ascii="Cascadia Code" w:hAnsi="Cascadia Code" w:cs="Cascadia Code"/>
@@ -7008,7 +6847,6 @@
         </w:rPr>
         <w:t>project_description</w:t>
       </w:r>
-      <w:proofErr w:type="spellEnd"/>
       <w:r>
         <w:rPr>
           <w:lang w:val="en-US"/>
@@ -7021,27 +6859,7 @@
           <w:sz w:val="20"/>
           <w:szCs w:val="20"/>
         </w:rPr>
-        <w:t>${</w:t>
-      </w:r>
-      <w:proofErr w:type="spellStart"/>
-      <w:proofErr w:type="gramStart"/>
-      <w:r>
-        <w:rPr>
-          <w:rFonts w:ascii="Cascadia Code" w:hAnsi="Cascadia Code" w:cs="Cascadia Code"/>
-          <w:sz w:val="20"/>
-          <w:szCs w:val="20"/>
-        </w:rPr>
-        <w:t>inputs.question</w:t>
-      </w:r>
-      <w:proofErr w:type="spellEnd"/>
-      <w:proofErr w:type="gramEnd"/>
-      <w:r>
-        <w:rPr>
-          <w:rFonts w:ascii="Cascadia Code" w:hAnsi="Cascadia Code" w:cs="Cascadia Code"/>
-          <w:sz w:val="20"/>
-          <w:szCs w:val="20"/>
-        </w:rPr>
-        <w:t>}</w:t>
+        <w:t>${inputs.question}</w:t>
       </w:r>
     </w:p>
     <w:p>
@@ -7164,19 +6982,11 @@
           <w:lang w:val="en-US"/>
         </w:rPr>
       </w:pPr>
-      <w:proofErr w:type="gramStart"/>
-      <w:r>
-        <w:rPr>
-          <w:lang w:val="en-US"/>
-        </w:rPr>
-        <w:t>Enter  follow</w:t>
-      </w:r>
-      <w:proofErr w:type="gramEnd"/>
-      <w:r>
-        <w:rPr>
-          <w:lang w:val="en-US"/>
-        </w:rPr>
-        <w:t>-up prompt and run again:</w:t>
+      <w:r>
+        <w:rPr>
+          <w:lang w:val="en-US"/>
+        </w:rPr>
+        <w:t>Enter  follow-up prompt and run again:</w:t>
       </w:r>
     </w:p>
     <w:p>
@@ -7473,21 +7283,7 @@
         <w:rPr>
           <w:lang w:val="en-US"/>
         </w:rPr>
-        <w:t xml:space="preserve">The AI Hub Resource Group that </w:t>
-      </w:r>
-      <w:proofErr w:type="gramStart"/>
-      <w:r>
-        <w:rPr>
-          <w:lang w:val="en-US"/>
-        </w:rPr>
-        <w:t>gets</w:t>
-      </w:r>
-      <w:proofErr w:type="gramEnd"/>
-      <w:r>
-        <w:rPr>
-          <w:lang w:val="en-US"/>
-        </w:rPr>
-        <w:t xml:space="preserve"> created when creating the AI Hub.</w:t>
+        <w:t>The AI Hub Resource Group that gets created when creating the AI Hub.</w:t>
       </w:r>
     </w:p>
     <w:p>
@@ -10206,7 +10002,7 @@
     <w:charset w:val="00"/>
     <w:family w:val="modern"/>
     <w:pitch w:val="fixed"/>
-    <w:sig w:usb0="A10002FF" w:usb1="4000F9FB" w:usb2="00040000" w:usb3="00000000" w:csb0="0000019F" w:csb1="00000000"/>
+    <w:sig w:usb0="A1002AFF" w:usb1="4000F9FB" w:usb2="00040000" w:usb3="00000000" w:csb0="000001FF" w:csb1="00000000"/>
   </w:font>
 </w:fonts>
 </file>
@@ -10230,8 +10026,10 @@
     <w:rsid w:val="00136D99"/>
     <w:rsid w:val="0015018D"/>
     <w:rsid w:val="00187925"/>
+    <w:rsid w:val="007734BF"/>
     <w:rsid w:val="00B217EF"/>
     <w:rsid w:val="00CE29B1"/>
+    <w:rsid w:val="00EB6B4D"/>
   </w:rsids>
   <m:mathPr>
     <m:mathFont m:val="Cambria Math"/>
